--- a/ExtensiveHealthReworkB42/DiseasesList.docx
+++ b/ExtensiveHealthReworkB42/DiseasesList.docx
@@ -4,696 +4,724 @@
   <w:body>
     <w:p>
       <w:r>
-        <w:rPr>
-          <w:b/>
-          <w:bCs/>
-        </w:rPr>
-        <w:t>Food-Borne Diseases</w:t>
-      </w:r>
-    </w:p>
-    <w:p>
-      <w:r>
-        <w:rPr>
-          <w:b/>
-          <w:bCs/>
-        </w:rPr>
+        <w:t>[h1]Food-Borne Diseases[/h1]</w:t>
+      </w:r>
+    </w:p>
+    <w:p/>
+    <w:p>
+      <w:r>
         <w:t>Food Poisoning</w:t>
       </w:r>
-      <w:r>
-        <w:br/>
-        <w:t>Cause: rotten food, stale food, burned food, unsafe uncooked food.</w:t>
-      </w:r>
-      <w:r>
-        <w:br/>
-        <w:t>Stages: nausea and weakness ramp up through stages, with vomiting/endurance/thirst pressure at higher stages.</w:t>
-      </w:r>
-      <w:r>
-        <w:br/>
-        <w:t>Cure: Activated Charcoal, 6h.</w:t>
-      </w:r>
-      <w:r>
-        <w:br/>
-        <w:t>Relief: Anti-Nausea Tablets, Electrolyte Powder.</w:t>
-      </w:r>
-    </w:p>
-    <w:p>
-      <w:r>
-        <w:rPr>
-          <w:b/>
-          <w:bCs/>
-        </w:rPr>
+    </w:p>
+    <w:p>
+      <w:r>
+        <w:t>-Cause: rotten food, stale food, burned food, unsafe uncooked food.</w:t>
+      </w:r>
+    </w:p>
+    <w:p>
+      <w:r>
+        <w:t>-Stages: nausea and weakness ramp up through stages, with vomiting/endurance/thirst pressure at higher stages.</w:t>
+      </w:r>
+    </w:p>
+    <w:p>
+      <w:r>
+        <w:t>-Cure: Activated Charcoal, 6h.</w:t>
+      </w:r>
+    </w:p>
+    <w:p>
+      <w:r>
+        <w:t>-Relief: Anti-Nausea Tablets, Electrolyte Powder.</w:t>
+      </w:r>
+    </w:p>
+    <w:p/>
+    <w:p>
+      <w:r>
         <w:t>Gastroenteritis</w:t>
       </w:r>
-      <w:r>
-        <w:br/>
-        <w:t>Cause: eating with bloody/dirty/contaminated hands.</w:t>
-      </w:r>
-      <w:r>
-        <w:br/>
-        <w:t>Stages: stomach upset, dehydration, vomiting, fatigue; later stages are more severe.</w:t>
-      </w:r>
-      <w:r>
-        <w:br/>
-        <w:t>Cure: Antiviral Capsules, IV Ciprofloxacin.</w:t>
-      </w:r>
-      <w:r>
-        <w:br/>
-        <w:t>Relief: Anti-Nausea Tablets, Electrolyte Powder.</w:t>
-      </w:r>
-    </w:p>
-    <w:p>
-      <w:r>
-        <w:rPr>
-          <w:b/>
-          <w:bCs/>
-        </w:rPr>
+    </w:p>
+    <w:p>
+      <w:r>
+        <w:t>-Cause: eating with bloody/dirty/contaminated hands.</w:t>
+      </w:r>
+    </w:p>
+    <w:p>
+      <w:r>
+        <w:t>-Stages: stomach upset, dehydration, vomiting, fatigue; later stages are more severe.</w:t>
+      </w:r>
+    </w:p>
+    <w:p>
+      <w:r>
+        <w:t>-Cure: Antiviral Capsules, IV Ciprofloxacin.</w:t>
+      </w:r>
+    </w:p>
+    <w:p>
+      <w:r>
+        <w:t>-Relief: Anti-Nausea Tablets, Electrolyte Powder.</w:t>
+      </w:r>
+    </w:p>
+    <w:p/>
+    <w:p>
+      <w:r>
         <w:t>Trichinosis</w:t>
       </w:r>
-      <w:r>
-        <w:br/>
-        <w:t>Cause: raw/undercooked meat, especially wild game and unsafe meat.</w:t>
-      </w:r>
-      <w:r>
-        <w:br/>
-        <w:t>Stages: early GI symptoms, then fever, severe muscle pain, weakness, HP drain at high stages.</w:t>
-      </w:r>
-      <w:r>
-        <w:br/>
-        <w:t>Cure: Antiparasitic Pills, Albendazole Injection.</w:t>
-      </w:r>
-      <w:r>
-        <w:br/>
-        <w:t>Relief: Muscle Relaxants, Anti-Inflammatory Pills, Antipyretic Tablets.</w:t>
-      </w:r>
-    </w:p>
-    <w:p>
-      <w:r>
-        <w:rPr>
-          <w:b/>
-          <w:bCs/>
-        </w:rPr>
+    </w:p>
+    <w:p>
+      <w:r>
+        <w:t>-Cause: raw/undercooked meat, especially wild game and unsafe meat.</w:t>
+      </w:r>
+    </w:p>
+    <w:p>
+      <w:r>
+        <w:t>-Stages: early GI symptoms, then fever, severe muscle pain, weakness, HP drain at high stages.</w:t>
+      </w:r>
+    </w:p>
+    <w:p>
+      <w:r>
+        <w:t>-Cure: Antiparasitic Pills, Albendazole Injection.</w:t>
+      </w:r>
+    </w:p>
+    <w:p>
+      <w:r>
+        <w:t>-Relief: Muscle Relaxants, Anti-Inflammatory Pills, Antipyretic Tablets.</w:t>
+      </w:r>
+    </w:p>
+    <w:p/>
+    <w:p>
+      <w:r>
         <w:t>Toxin Poisoning</w:t>
       </w:r>
-      <w:r>
-        <w:br/>
-        <w:t>Cause: poisonous mushrooms/berries.</w:t>
-      </w:r>
-      <w:r>
-        <w:br/>
-        <w:t>Stages: fast severe poisoning, nausea, dizziness/blur, HP pressure, potentially lethal.</w:t>
-      </w:r>
-      <w:r>
-        <w:br/>
-        <w:t>Cure: Activated Charcoal, 12h.</w:t>
-      </w:r>
-      <w:r>
-        <w:br/>
-        <w:t>Relief: Anti-Nausea Tablets, Electrolyte Powder.</w:t>
-      </w:r>
-    </w:p>
-    <w:p>
-      <w:r>
-        <w:rPr>
-          <w:b/>
-          <w:bCs/>
-        </w:rPr>
-        <w:t>Corpse / Respiratory Diseases</w:t>
-      </w:r>
-    </w:p>
-    <w:p>
-      <w:r>
-        <w:rPr>
-          <w:b/>
-          <w:bCs/>
-        </w:rPr>
+    </w:p>
+    <w:p>
+      <w:r>
+        <w:t>-Cause: poisonous mushrooms/berries.</w:t>
+      </w:r>
+    </w:p>
+    <w:p>
+      <w:r>
+        <w:t>-Stages: fast severe poisoning, nausea, dizziness/blur, HP pressure, potentially lethal.</w:t>
+      </w:r>
+    </w:p>
+    <w:p>
+      <w:r>
+        <w:t>-Cure: Activated Charcoal, 12h.</w:t>
+      </w:r>
+    </w:p>
+    <w:p>
+      <w:r>
+        <w:t>-Relief: Anti-Nausea Tablets, Electrolyte Powder.</w:t>
+      </w:r>
+    </w:p>
+    <w:p/>
+    <w:p>
+      <w:r>
+        <w:t>[h1]Corpse / Respiratory Diseases [/h1]</w:t>
+      </w:r>
+    </w:p>
+    <w:p/>
+    <w:p>
+      <w:r>
         <w:t>Corpse Exposure Illness / Putrefaction</w:t>
       </w:r>
-      <w:r>
-        <w:br/>
-        <w:t>Cause: corpse gas exposure, especially indoors/enclosed corpse piles.</w:t>
-      </w:r>
-      <w:r>
-        <w:br/>
-        <w:t>Stages: nausea, dizziness, weakness, breathing issues, collapse-style symptoms at high exposure.</w:t>
-      </w:r>
-      <w:r>
-        <w:br/>
-        <w:t>Cure: Respiratory Support Kit, Corticosteroid Injection.</w:t>
-      </w:r>
-      <w:r>
-        <w:br/>
-        <w:t>Relief: Bronchodilator Inhaler, Anti-Nausea Tablets.</w:t>
-      </w:r>
-      <w:r>
-        <w:br/>
-        <w:t>Prevention: gas masks/respirators with working filters; cloth/dust masks reduce exposure.</w:t>
-      </w:r>
-    </w:p>
-    <w:p>
-      <w:r>
-        <w:rPr>
-          <w:b/>
-          <w:bCs/>
-        </w:rPr>
+    </w:p>
+    <w:p>
+      <w:r>
+        <w:t>-Cause: corpse gas exposure, especially indoors/enclosed corpse piles.</w:t>
+      </w:r>
+    </w:p>
+    <w:p>
+      <w:r>
+        <w:t>-Stages: nausea, dizziness, weakness, breathing issues, collapse-style symptoms at high exposure.</w:t>
+      </w:r>
+    </w:p>
+    <w:p>
+      <w:r>
+        <w:t>-Cure: Respiratory Support Kit, Corticosteroid Injection.</w:t>
+      </w:r>
+    </w:p>
+    <w:p>
+      <w:r>
+        <w:t>-Relief: Bronchodilator Inhaler, Anti-Nausea Tablets.</w:t>
+      </w:r>
+    </w:p>
+    <w:p>
+      <w:r>
+        <w:t>-Prevention: gas masks/respirators with working filters; cloth/dust masks reduce exposure.</w:t>
+      </w:r>
+    </w:p>
+    <w:p/>
+    <w:p>
+      <w:r>
         <w:t>Cadaveric Aspergillosis</w:t>
       </w:r>
-      <w:r>
-        <w:br/>
-        <w:t>Cause: damp/cold corpse exposure, rain/wet conditions, fungal spores.</w:t>
-      </w:r>
-      <w:r>
-        <w:br/>
-        <w:t>Stages: coughing, fever, breathing difficulty, fatigue, thirst pressure, dangerous HP drain late.</w:t>
-      </w:r>
-      <w:r>
-        <w:br/>
-        <w:t>Cure: Antifungal Tablets, IV Amphotericin.</w:t>
-      </w:r>
-      <w:r>
-        <w:br/>
-        <w:t>Relief: Bronchodilator Inhaler, Cough Syrup, Cough Suppressant, Antipyretic Tablets.</w:t>
-      </w:r>
-    </w:p>
-    <w:p>
-      <w:r>
-        <w:rPr>
-          <w:b/>
-          <w:bCs/>
-        </w:rPr>
+    </w:p>
+    <w:p>
+      <w:r>
+        <w:t>-Cause: damp/cold corpse exposure, rain/wet conditions, fungal spores.</w:t>
+      </w:r>
+    </w:p>
+    <w:p>
+      <w:r>
+        <w:t>-Stages: coughing, fever, breathing difficulty, fatigue, thirst pressure, dangerous HP drain late.</w:t>
+      </w:r>
+    </w:p>
+    <w:p>
+      <w:r>
+        <w:t>-Cure: Antifungal Tablets, IV Amphotericin.</w:t>
+      </w:r>
+    </w:p>
+    <w:p>
+      <w:r>
+        <w:t>-Relief: Bronchodilator Inhaler, Cough Syrup, Cough Suppressant, Antipyretic Tablets.</w:t>
+      </w:r>
+    </w:p>
+    <w:p/>
+    <w:p>
+      <w:r>
+        <w:t>[h1]Wound / Trauma Diseases[/h1]</w:t>
+      </w:r>
+    </w:p>
+    <w:p/>
+    <w:p>
+      <w:r>
+        <w:t>Wound Infection</w:t>
+      </w:r>
+    </w:p>
+    <w:p>
+      <w:r>
+        <w:t>-Cause: infected wounds; EHR starts tracking after vanilla wound infection persists.</w:t>
+      </w:r>
+    </w:p>
+    <w:p>
+      <w:r>
+        <w:t>-Stages: infected, worsening, severe; can hand off into Sepsis if untreated.</w:t>
+      </w:r>
+    </w:p>
+    <w:p>
+      <w:r>
+        <w:t>-Symptoms: slower healing, local pain, fever at severe stage.</w:t>
+      </w:r>
+    </w:p>
+    <w:p>
+      <w:r>
+        <w:t>-Cure: Antibiotic Ointment, Prescription Antibiotics, Broad Spectrum Antibiotics, Plant-Based Antibiotics, IV Antibiotics.</w:t>
+      </w:r>
+    </w:p>
+    <w:p>
+      <w:r>
+        <w:t>-Relief/Prevention: Antiseptic Cream prevents infection while active; Anti-Inflammatory and Antipyretic reduce symptoms.</w:t>
+      </w:r>
+    </w:p>
+    <w:p/>
+    <w:p>
+      <w:r>
+        <w:t>Sepsis</w:t>
+      </w:r>
+    </w:p>
+    <w:p>
+      <w:r>
+        <w:t>-Cause: untreated severe wound infection.</w:t>
+      </w:r>
+    </w:p>
+    <w:p>
+      <w:r>
+        <w:t>-Stages: early, progressing, severe, terminal.</w:t>
+      </w:r>
+    </w:p>
+    <w:p>
+      <w:r>
+        <w:t>-Symptoms: escalating fever, extreme fatigue, HP drain, confusion, lethal terminal stage.</w:t>
+      </w:r>
+    </w:p>
+    <w:p>
+      <w:r>
+        <w:t>-Cure: Broad Spectrum Antibiotics, Plant-Based Antibiotics, IV Antibiotics, IV Metronidazole, IV -Vancomycin, Emergency Sepsis Kit.</w:t>
+      </w:r>
+    </w:p>
+    <w:p>
+      <w:r>
+        <w:t>-Relief: Antipyretic Tablets. Curative treatment suppresses HP drain.</w:t>
+      </w:r>
+    </w:p>
+    <w:p/>
+    <w:p>
+      <w:r>
+        <w:t>Tetanus</w:t>
+      </w:r>
+    </w:p>
+    <w:p>
+      <w:r>
+        <w:t>-Cause: deep wounds, especially dirty/glass-risk wounds.</w:t>
+      </w:r>
+    </w:p>
+    <w:p>
+      <w:r>
+        <w:t>-Stages: silent early stage, neck/jaw stiffness, full-body spasms, falls, fever, lethal HP drain.</w:t>
+      </w:r>
+    </w:p>
+    <w:p>
+      <w:r>
+        <w:t>-Cure: Tetanus Antitoxin, Tetanus Immunoglobulin.</w:t>
+      </w:r>
+    </w:p>
+    <w:p>
+      <w:r>
+        <w:t>-Relief: Muscle Relaxants, Anti-Inflammatory Pills, Antipyretic Tablets.</w:t>
+      </w:r>
+    </w:p>
+    <w:p/>
+    <w:p>
+      <w:r>
+        <w:t>Concussion</w:t>
+      </w:r>
+    </w:p>
+    <w:p>
+      <w:r>
+        <w:t>-Cause: bad fall with injury, serious vehicle crash.</w:t>
+      </w:r>
+    </w:p>
+    <w:p>
+      <w:r>
+        <w:t>-Stages: starts at Stage 3 and recovers downward over about 48h.</w:t>
+      </w:r>
+    </w:p>
+    <w:p>
+      <w:r>
+        <w:t>-Symptoms: headache, nausea, dizziness/blur, HP cap/drain pressure early.</w:t>
+      </w:r>
+    </w:p>
+    <w:p>
+      <w:r>
+        <w:t>-Cure: none. Rest/time only.</w:t>
+      </w:r>
+    </w:p>
+    <w:p/>
+    <w:p>
+      <w:r>
+        <w:t>Hyperkeratotic Scabies</w:t>
+      </w:r>
+    </w:p>
+    <w:p>
+      <w:r>
+        <w:t>-Cause: sitting on dirt/grass/natural ground, hourly risk.</w:t>
+      </w:r>
+    </w:p>
+    <w:p>
+      <w:r>
+        <w:t>-Stages: bite pain, itching, fever, random scratches, HP drain in late stages.</w:t>
+      </w:r>
+    </w:p>
+    <w:p>
+      <w:r>
+        <w:t>-Cure: Topical Permethrin, Antiparasitic Pills.</w:t>
+      </w:r>
+    </w:p>
+    <w:p>
+      <w:r>
+        <w:t>-Relief: Antipyretic Tablets.</w:t>
+      </w:r>
+    </w:p>
+    <w:p/>
+    <w:p>
+      <w:r>
+        <w:t>[h1]Environmental Diseases[/h1]</w:t>
+      </w:r>
+    </w:p>
+    <w:p/>
+    <w:p>
+      <w:r>
+        <w:t>Dysentery</w:t>
+      </w:r>
+    </w:p>
+    <w:p>
+      <w:r>
+        <w:t>-Cause: contaminated water, toilet water, rain collectors, unsafe natural water. Clean taps are excluded.</w:t>
+      </w:r>
+    </w:p>
+    <w:p>
+      <w:r>
+        <w:t>-Stages: thirst/hunger caps, vomiting, abdominal pain, blood loss, dangerous dehydration late.</w:t>
+      </w:r>
+    </w:p>
+    <w:p>
+      <w:r>
+        <w:t>-Cure: Oral Rehydration Kit, Broad Spectrum Antibiotics, Plant-Based Antibiotics, IV Antibiotics, IV Metronidazole, IV Ciprofloxacin.</w:t>
+      </w:r>
+    </w:p>
+    <w:p>
+      <w:r>
+        <w:t>-Relief: Anti-Diarrheal, Electrolyte Powder, Anti-Nausea Tablets.</w:t>
+      </w:r>
+    </w:p>
+    <w:p/>
+    <w:p>
+      <w:r>
+        <w:t>Heat Exhaustion</w:t>
+      </w:r>
+    </w:p>
+    <w:p>
+      <w:r>
+        <w:t>-Cause: world temperature 30C+, worse outdoors; hats reduce buildup heavily.</w:t>
+      </w:r>
+    </w:p>
+    <w:p>
+      <w:r>
+        <w:t>-Stages: heat exposure buildup from low to high over several hours.</w:t>
+      </w:r>
+    </w:p>
+    <w:p>
+      <w:r>
+        <w:t>-Symptoms: thirst, stamina loss, cramps, dizziness; can trigger Heat Stroke.</w:t>
+      </w:r>
+    </w:p>
+    <w:p>
+      <w:r>
+        <w:t>-Cure/Recovery: shade, indoors, cooling, Oral Rehydration Kit.</w:t>
+      </w:r>
+    </w:p>
+    <w:p>
+      <w:r>
+        <w:t>-Relief: Electrolyte Powder.</w:t>
+      </w:r>
+    </w:p>
+    <w:p/>
+    <w:p>
+      <w:r>
+        <w:t>Heat Stroke</w:t>
+      </w:r>
+    </w:p>
+    <w:p>
+      <w:r>
+        <w:t>-Cause: severe untreated Heat Exhaustion.</w:t>
+      </w:r>
+    </w:p>
+    <w:p>
+      <w:r>
+        <w:t>-Stages: severe fever from the start, collapse/sleep events, dehydration, HP drain from Stage 2 onward.</w:t>
+      </w:r>
+    </w:p>
+    <w:p>
+      <w:r>
+        <w:t>-Cure: Instant Ice Pack course, cold bath treatment.</w:t>
+      </w:r>
+    </w:p>
+    <w:p>
+      <w:r>
+        <w:t>-Support: Electrolyte Powder helps hydration but does not replace cooling.</w:t>
+      </w:r>
+    </w:p>
+    <w:p/>
+    <w:p>
+      <w:r>
+        <w:t>Common Cold</w:t>
+      </w:r>
+    </w:p>
+    <w:p>
+      <w:r>
+        <w:t>-Cause: cold/wet exposure or heavy wetness.</w:t>
+      </w:r>
+    </w:p>
+    <w:p>
+      <w:r>
         <w:lastRenderedPageBreak/>
-        <w:t>Wound / Trauma Diseases</w:t>
-      </w:r>
-    </w:p>
-    <w:p>
-      <w:r>
-        <w:rPr>
-          <w:b/>
-          <w:bCs/>
-        </w:rPr>
-        <w:t>Wound Infection</w:t>
-      </w:r>
-      <w:r>
-        <w:br/>
-        <w:t>Cause: infected wounds; EHR starts tracking after vanilla wound infection persists.</w:t>
-      </w:r>
-      <w:r>
-        <w:br/>
-        <w:t>Stages: infected, worsening, severe; can hand off into Sepsis if untreated.</w:t>
-      </w:r>
-      <w:r>
-        <w:br/>
-        <w:t>Symptoms: slower healing, local pain, fever at severe stage.</w:t>
-      </w:r>
-      <w:r>
-        <w:br/>
-        <w:t>Cure: Antibiotic Ointment, Prescription Antibiotics, Broad Spectrum Antibiotics, Plant-Based Antibiotics, IV Antibiotics.</w:t>
-      </w:r>
-      <w:r>
-        <w:br/>
-        <w:t>Relief/Prevention: Antiseptic Cream prevents infection while active; Anti-Inflammatory and Antipyretic reduce symptoms.</w:t>
-      </w:r>
-    </w:p>
-    <w:p>
-      <w:r>
-        <w:rPr>
-          <w:b/>
-          <w:bCs/>
-        </w:rPr>
-        <w:t>Sepsis</w:t>
-      </w:r>
-      <w:r>
-        <w:br/>
-        <w:t>Cause: untreated severe wound infection.</w:t>
-      </w:r>
-      <w:r>
-        <w:br/>
-        <w:t>Stages: early, progressing, severe, terminal.</w:t>
-      </w:r>
-      <w:r>
-        <w:br/>
-        <w:t>Symptoms: escalating fever, extreme fatigue, HP drain, confusion, lethal terminal stage.</w:t>
-      </w:r>
-      <w:r>
-        <w:br/>
-        <w:t>Cure: Broad Spectrum Antibiotics, Plant-Based Antibiotics, IV Antibiotics, IV Metronidazole, IV Vancomycin, Emergency Sepsis Kit.</w:t>
-      </w:r>
-      <w:r>
-        <w:br/>
-        <w:t>Relief: Antipyretic Tablets. Curative treatment suppresses HP drain.</w:t>
-      </w:r>
-    </w:p>
-    <w:p>
-      <w:r>
-        <w:rPr>
-          <w:b/>
-          <w:bCs/>
-        </w:rPr>
-        <w:t>Tetanus</w:t>
-      </w:r>
-      <w:r>
-        <w:br/>
-        <w:t>Cause: deep wounds, especially dirty/glass-risk wounds.</w:t>
-      </w:r>
-      <w:r>
-        <w:br/>
-        <w:t>Stages: silent early stage, neck/jaw stiffness, full-body spasms, falls, fever, lethal HP drain.</w:t>
-      </w:r>
-      <w:r>
-        <w:br/>
-        <w:t>Cure: Tetanus Antitoxin, Tetanus Immunoglobulin.</w:t>
-      </w:r>
-      <w:r>
-        <w:br/>
-        <w:t>Relief: Muscle Relaxants, Anti-Inflammatory Pills, Antipyretic Tablets.</w:t>
-      </w:r>
-    </w:p>
-    <w:p>
-      <w:r>
-        <w:rPr>
-          <w:b/>
-          <w:bCs/>
-        </w:rPr>
-        <w:t>Concussion</w:t>
-      </w:r>
-      <w:r>
-        <w:br/>
-        <w:t>Cause: bad fall with injury, serious vehicle crash.</w:t>
-      </w:r>
-      <w:r>
-        <w:br/>
-        <w:t>Stages: starts at Stage 3 and recovers downward over about 48h.</w:t>
-      </w:r>
-      <w:r>
-        <w:br/>
-        <w:t>Symptoms: headache, nausea, dizziness/blur, HP cap/drain pressure early.</w:t>
-      </w:r>
-      <w:r>
-        <w:br/>
-        <w:t>Cure: none. Rest/time only.</w:t>
-      </w:r>
-    </w:p>
-    <w:p>
-      <w:r>
-        <w:rPr>
-          <w:b/>
-          <w:bCs/>
-        </w:rPr>
-        <w:t>Hyperkeratotic Scabies</w:t>
-      </w:r>
-      <w:r>
-        <w:br/>
-        <w:t>Cause: sitting/standing on dirt/grass/natural ground, hourly risk.</w:t>
-      </w:r>
-      <w:r>
-        <w:br/>
-        <w:t>Stages: bite pain, itching, fever, random scratches, HP drain in late stages.</w:t>
-      </w:r>
-      <w:r>
-        <w:br/>
-        <w:t>Cure: Topical Permethrin, Antiparasitic Pills.</w:t>
-      </w:r>
-      <w:r>
-        <w:br/>
-        <w:t>Relief: Antipyretic Tablets.</w:t>
-      </w:r>
-    </w:p>
-    <w:p>
-      <w:r>
-        <w:rPr>
-          <w:b/>
-          <w:bCs/>
-        </w:rPr>
-        <w:t>Environmental Diseases</w:t>
-      </w:r>
-    </w:p>
-    <w:p>
-      <w:r>
-        <w:rPr>
-          <w:b/>
-          <w:bCs/>
-        </w:rPr>
-        <w:t>Dysentery</w:t>
-      </w:r>
-      <w:r>
-        <w:br/>
-        <w:t>Cause: contaminated water, toilet water, rain collectors, unsafe natural water. Clean taps are excluded.</w:t>
-      </w:r>
-      <w:r>
-        <w:br/>
-      </w:r>
+        <w:t>-Stages: sneezing, vanilla cold moodle, fatigue, fever, possible Pneumonia on untreated recovery stage.</w:t>
+      </w:r>
+    </w:p>
+    <w:p>
+      <w:r>
+        <w:t>-Cure: Cold &amp; Flu Tablets, Antiviral Capsules.</w:t>
+      </w:r>
+    </w:p>
+    <w:p>
+      <w:r>
+        <w:t>-Relief: Cough Syrup, Cough Suppressant, Antipyretic Tablets.</w:t>
+      </w:r>
+    </w:p>
+    <w:p/>
+    <w:p>
+      <w:r>
+        <w:t>Pneumonia</w:t>
+      </w:r>
+    </w:p>
+    <w:p>
+      <w:r>
+        <w:t>-Cause: untreated Common Cold complication.</w:t>
+      </w:r>
+    </w:p>
+    <w:p>
+      <w:r>
+        <w:t>-Stages: fever/cough, severe cough, endurance cap, chest pain, HP drain in late stages.</w:t>
+      </w:r>
+    </w:p>
+    <w:p>
+      <w:r>
+        <w:t>-Cure: Prescription Antibiotics, Broad Spectrum Antibiotics, Plant-Based Antibiotics, IV -</w:t>
+      </w:r>
+    </w:p>
+    <w:p>
+      <w:r>
+        <w:t>Ciprofloxacin.</w:t>
+      </w:r>
+    </w:p>
+    <w:p>
+      <w:r>
+        <w:t>-Relief: Bronchodilator Inhaler, Cough Syrup, Cough Suppressant, Antipyretic Tablets.</w:t>
+      </w:r>
+    </w:p>
+    <w:p/>
+    <w:p>
+      <w:r>
+        <w:t>Hypothermia</w:t>
+      </w:r>
+    </w:p>
+    <w:p>
+      <w:r>
+        <w:t>-Cause: vanilla cold/body temperature system.</w:t>
+      </w:r>
+    </w:p>
+    <w:p>
+      <w:r>
+        <w:t>-Stages: tied to body temperature, roughly worsening below 35C, 34C, 32C, 31C.</w:t>
+      </w:r>
+    </w:p>
+    <w:p>
+      <w:r>
+        <w:t>-Symptoms: shivering, slowdown, confusion, blur, HP drain, collapse at critical stage.</w:t>
+      </w:r>
+    </w:p>
+    <w:p>
+      <w:r>
+        <w:t>-Cure: warmth, shelter, dry clothes, fire/heat.</w:t>
+      </w:r>
+    </w:p>
+    <w:p>
+      <w:r>
+        <w:t xml:space="preserve">-Medication: no real cure; </w:t>
+      </w:r>
+    </w:p>
+    <w:p/>
+    <w:p>
+      <w:r>
+        <w:t>[h1]Blood / Mental / Special[/h1]</w:t>
+      </w:r>
+    </w:p>
+    <w:p/>
+    <w:p>
+      <w:r>
+        <w:t>AHTR - Acute Hemolytic Transfusion Reaction</w:t>
+      </w:r>
+    </w:p>
+    <w:p>
+      <w:r>
+        <w:t>-Cause: incompatible blood transfusion.</w:t>
+      </w:r>
+    </w:p>
+    <w:p>
+      <w:r>
+        <w:t>-Stages: back pain, endurance cap, fever, nausea, HP drain; late stages can be lethal.</w:t>
+      </w:r>
+    </w:p>
+    <w:p>
+      <w:r>
+        <w:t>-Cure: IV Fluids, Furosemide.</w:t>
+      </w:r>
+    </w:p>
+    <w:p>
+      <w:r>
+        <w:t>-Relief: Anti-Nausea Tablets, Anti-Inflammatory Pills, Antipyretic Tablets.</w:t>
+      </w:r>
+    </w:p>
+    <w:p>
       <w:r>
         <w:lastRenderedPageBreak/>
-        <w:t>Stages: thirst/hunger caps, vomiting, abdominal pain, blood loss, dangerous dehydration late.</w:t>
-      </w:r>
-      <w:r>
-        <w:br/>
-        <w:t>Cure: Oral Rehydration Kit, Broad Spectrum Antibiotics, Plant-Based Antibiotics, IV Antibiotics, IV Metronidazole, IV Ciprofloxacin.</w:t>
-      </w:r>
-      <w:r>
-        <w:br/>
-        <w:t>Relief: Anti-Diarrheal, Electrolyte Powder, Anti-Nausea Tablets.</w:t>
-      </w:r>
-    </w:p>
-    <w:p>
-      <w:r>
-        <w:rPr>
-          <w:b/>
-          <w:bCs/>
-        </w:rPr>
-        <w:t>Heat Exhaustion</w:t>
-      </w:r>
-      <w:r>
-        <w:br/>
-        <w:t>Cause: world temperature 30C+, worse outdoors; hats reduce buildup heavily.</w:t>
-      </w:r>
-      <w:r>
-        <w:br/>
-        <w:t>Stages: heat exposure buildup from low to high over several hours.</w:t>
-      </w:r>
-      <w:r>
-        <w:br/>
-        <w:t>Symptoms: thirst, stamina loss, cramps, dizziness; can trigger Heat Stroke.</w:t>
-      </w:r>
-      <w:r>
-        <w:br/>
-        <w:t>Cure/Recovery: shade, indoors, cooling, Oral Rehydration Kit.</w:t>
-      </w:r>
-      <w:r>
-        <w:br/>
-        <w:t>Relief: Electrolyte Powder.</w:t>
-      </w:r>
-    </w:p>
-    <w:p>
-      <w:r>
-        <w:rPr>
-          <w:b/>
-          <w:bCs/>
-        </w:rPr>
-        <w:t>Heat Stroke</w:t>
-      </w:r>
-      <w:r>
-        <w:br/>
-        <w:t>Cause: severe untreated Heat Exhaustion.</w:t>
-      </w:r>
-      <w:r>
-        <w:br/>
-        <w:t>Stages: severe fever from the start, collapse/sleep events, dehydration, HP drain from Stage 2 onward.</w:t>
-      </w:r>
-      <w:r>
-        <w:br/>
-        <w:t>Cure: Instant Ice Pack course, cold bath treatment.</w:t>
-      </w:r>
-      <w:r>
-        <w:br/>
-        <w:t>Support: Electrolyte Powder helps hydration but does not replace cooling.</w:t>
-      </w:r>
-    </w:p>
-    <w:p>
-      <w:r>
-        <w:rPr>
-          <w:b/>
-          <w:bCs/>
-        </w:rPr>
-        <w:t>Common Cold</w:t>
-      </w:r>
-      <w:r>
-        <w:br/>
-        <w:t>Cause: cold/wet exposure or heavy wetness.</w:t>
-      </w:r>
-      <w:r>
-        <w:br/>
-        <w:t>Stages: sneezing, vanilla cold moodle, fatigue, fever, possible Pneumonia on untreated recovery stage.</w:t>
-      </w:r>
-      <w:r>
-        <w:br/>
-        <w:t>Cure: Cold &amp; Flu Tablets, Antiviral Capsules.</w:t>
-      </w:r>
-      <w:r>
-        <w:br/>
-        <w:t>Relief: Cough Syrup, Cough Suppressant, Antipyretic Tablets.</w:t>
-      </w:r>
-    </w:p>
-    <w:p>
-      <w:r>
-        <w:rPr>
-          <w:b/>
-          <w:bCs/>
-        </w:rPr>
-        <w:t>Pneumonia</w:t>
-      </w:r>
-      <w:r>
-        <w:br/>
-        <w:t>Cause: untreated Common Cold complication.</w:t>
-      </w:r>
-      <w:r>
-        <w:br/>
-        <w:t>Stages: fever/cough, severe cough, endurance cap, chest pain, HP drain in late stages.</w:t>
-      </w:r>
-      <w:r>
-        <w:br/>
-        <w:t>Cure: Prescription Antibiotics, Broad Spectrum Antibiotics, Plant-Based Antibiotics, IV Ciprofloxacin.</w:t>
-      </w:r>
-      <w:r>
-        <w:br/>
-        <w:t>Relief: Bronchodilator Inhaler, Cough Syrup, Cough Suppressant, Antipyretic Tablets.</w:t>
-      </w:r>
-    </w:p>
-    <w:p>
-      <w:r>
-        <w:rPr>
-          <w:b/>
-          <w:bCs/>
-        </w:rPr>
-        <w:t>Hypothermia</w:t>
-      </w:r>
-      <w:r>
-        <w:br/>
-        <w:t>Cause: vanilla cold/body temperature system.</w:t>
-      </w:r>
-      <w:r>
-        <w:br/>
-        <w:t>Stages: tied to body temperature, roughly worsening below 35C, 34C, 32C, 31C.</w:t>
-      </w:r>
-      <w:r>
-        <w:br/>
-        <w:t>Symptoms: shivering, slowdown, confusion, blur, HP drain, collapse at critical stage.</w:t>
-      </w:r>
-      <w:r>
-        <w:br/>
-        <w:t>Cure: warmth, shelter, dry clothes, fire/heat.</w:t>
-      </w:r>
-      <w:r>
-        <w:br/>
-        <w:t>Medication: no real cure; Beta Blockers are only old/low-tier support.</w:t>
-      </w:r>
-    </w:p>
-    <w:p>
-      <w:r>
-        <w:rPr>
-          <w:b/>
-          <w:bCs/>
-        </w:rPr>
-        <w:t>Blood / Mental / Special</w:t>
-      </w:r>
-    </w:p>
-    <w:p>
-      <w:r>
-        <w:rPr>
-          <w:b/>
-          <w:bCs/>
-        </w:rPr>
+        <w:t>-Note: Furosemide has dehydration/diuretic/lower-back-pain side effects.</w:t>
+      </w:r>
+    </w:p>
+    <w:p/>
+    <w:p>
+      <w:r>
+        <w:t>Knox Virus Infection</w:t>
+      </w:r>
+    </w:p>
+    <w:p>
+      <w:r>
+        <w:t>-Cause: vanilla zombie infection.</w:t>
+      </w:r>
+    </w:p>
+    <w:p>
+      <w:r>
+        <w:t>-Stages: controlled mostly by vanilla; EHR only displays it cleanly with no cure text.</w:t>
+      </w:r>
+    </w:p>
+    <w:p>
+      <w:r>
+        <w:t>-Cure: no normal cure.</w:t>
+      </w:r>
+    </w:p>
+    <w:p>
+      <w:r>
+        <w:t>-Special: Gene Therapy Injector can cure/immunize based on blood compatibility. Antibodies Test reveals compatibility. Immunobooster Shot gives temporary Knox protection. Patient Zero gives immunity.</w:t>
+      </w:r>
+    </w:p>
+    <w:p/>
+    <w:p>
+      <w:r>
+        <w:t>Delirium</w:t>
+      </w:r>
+    </w:p>
+    <w:p>
+      <w:r>
+        <w:t>-Cause: 100% stress for about 12h.</w:t>
+      </w:r>
+    </w:p>
+    <w:p>
+      <w:r>
+        <w:t>-Stages: no normal stages; persistent mental illness until treated.</w:t>
+      </w:r>
+    </w:p>
+    <w:p>
+      <w:r>
+        <w:t>-Symptoms: hallucination sounds, strange dialogue, screen tint, unsafe impulse actions like attacking nearby windows (Will expand the list with future updates).</w:t>
+      </w:r>
+    </w:p>
+    <w:p>
+      <w:r>
+        <w:t>-Cure: Antipsychotics, 4-day course.</w:t>
+      </w:r>
+    </w:p>
+    <w:p/>
+    <w:p>
+      <w:r>
+        <w:t>Legacy / WIP</w:t>
+      </w:r>
+    </w:p>
+    <w:p>
+      <w:r>
+        <w:t>Cellulitis exists in code and medication lists, but is currently WIP/not a main active disease.</w:t>
+      </w:r>
+    </w:p>
+    <w:p>
+      <w:r>
+        <w:t>Tuberculosis exists as a legacy chronic disease with TB Antibiotics/Rifampicin support, but is not a major active handoff right now.</w:t>
+      </w:r>
+    </w:p>
+    <w:p>
+      <w:r>
+        <w:t>Influenza/Flu is legacy/removed from loot</w:t>
+      </w:r>
+    </w:p>
+    <w:p/>
+    <w:p>
+      <w:r>
+        <w:t>[h1]Medication Quick Map[/h1]</w:t>
+      </w:r>
+    </w:p>
+    <w:p/>
+    <w:p>
+      <w:r>
+        <w:t>Activated Charcoal: cures Food Poisoning, Toxin Poisoning.</w:t>
+      </w:r>
+    </w:p>
+    <w:p>
+      <w:r>
+        <w:t>Anti-Nausea Tablets: relieves nausea/vomiting for food, GI, toxin, corpse, dysentery, AHTR.</w:t>
+      </w:r>
+    </w:p>
+    <w:p>
+      <w:r>
         <w:lastRenderedPageBreak/>
-        <w:t>AHTR - Acute Hemolytic Transfusion Reaction</w:t>
-      </w:r>
-      <w:r>
-        <w:br/>
-        <w:t>Cause: incompatible blood transfusion.</w:t>
-      </w:r>
-      <w:r>
-        <w:br/>
-        <w:t>Stages: back pain, endurance cap, fever, nausea, HP drain; late stages can be lethal.</w:t>
-      </w:r>
-      <w:r>
-        <w:br/>
-        <w:t>Cure: IV Fluids, Furosemide.</w:t>
-      </w:r>
-      <w:r>
-        <w:br/>
-        <w:t>Relief: Anti-Nausea Tablets, Anti-Inflammatory Pills, Antipyretic Tablets.</w:t>
-      </w:r>
-      <w:r>
-        <w:br/>
-        <w:t>Note: Furosemide has dehydration/diuretic/lower-back-pain side effects.</w:t>
-      </w:r>
-    </w:p>
-    <w:p>
-      <w:r>
-        <w:rPr>
-          <w:b/>
-          <w:bCs/>
-        </w:rPr>
-        <w:t>Knox Virus Infection</w:t>
-      </w:r>
-      <w:r>
-        <w:br/>
-        <w:t>Cause: vanilla zombie infection.</w:t>
-      </w:r>
-      <w:r>
-        <w:br/>
-        <w:t>Stages: controlled mostly by vanilla; EHR only displays it cleanly with no cure text.</w:t>
-      </w:r>
-      <w:r>
-        <w:br/>
-        <w:t>Cure: no normal cure.</w:t>
-      </w:r>
-      <w:r>
-        <w:br/>
-        <w:t>Special: Gene Therapy Injector can cure/immunize based on blood compatibility. Antibodies Test reveals compatibility. Immunobooster Shot gives temporary Knox protection. Patient Zero gives immunity.</w:t>
-      </w:r>
-    </w:p>
-    <w:p>
-      <w:r>
-        <w:rPr>
-          <w:b/>
-          <w:bCs/>
-        </w:rPr>
-        <w:t>Delirium</w:t>
-      </w:r>
-      <w:r>
-        <w:br/>
-        <w:t>Cause: 100% stress for about 12h.</w:t>
-      </w:r>
-      <w:r>
-        <w:br/>
-        <w:t>Stages: no normal stages; persistent mental illness until treated.</w:t>
-      </w:r>
-      <w:r>
-        <w:br/>
-        <w:t>Symptoms: hallucination sounds, strange dialogue, screen tint, unsafe impulse actions like attacking nearby windows.</w:t>
-      </w:r>
-      <w:r>
-        <w:br/>
-        <w:t>Cure: Antipsychotics, 4-day course.</w:t>
-      </w:r>
-    </w:p>
-    <w:p>
-      <w:r>
-        <w:rPr>
-          <w:b/>
-          <w:bCs/>
-        </w:rPr>
-        <w:t>Legacy / WIP</w:t>
-      </w:r>
-      <w:r>
-        <w:br/>
-        <w:t>Cellulitis exists in code and medication lists, but is currently WIP/not a main active disease.</w:t>
-      </w:r>
-      <w:r>
-        <w:br/>
-        <w:t>Tuberculosis exists as a legacy chronic disease with TB Antibiotics/Rifampicin support, but is not a major active handoff right now.</w:t>
-      </w:r>
-      <w:r>
-        <w:br/>
-        <w:t>Influenza/Flu is legacy/removed from loot and should not be treated as an active current disease.</w:t>
-      </w:r>
-    </w:p>
-    <w:p>
-      <w:r>
-        <w:rPr>
-          <w:b/>
-          <w:bCs/>
-        </w:rPr>
-        <w:t>Medication Quick Map</w:t>
-      </w:r>
-      <w:r>
-        <w:br/>
-        <w:t>Activated Charcoal: cures Food Poisoning, Toxin Poisoning.</w:t>
-      </w:r>
-      <w:r>
-        <w:br/>
-        <w:t>Anti-Nausea Tablets: relieves nausea/vomiting for food, GI, toxin, corpse, dysentery, AHTR.</w:t>
-      </w:r>
-      <w:r>
-        <w:br/>
         <w:t>Electrolyte Powder: hydration support for food/GI/toxin/heat/dysentery.</w:t>
       </w:r>
-      <w:r>
-        <w:br/>
+    </w:p>
+    <w:p>
+      <w:r>
         <w:t>Anti-Diarrheal: strong Dysentery relief.</w:t>
       </w:r>
-      <w:r>
-        <w:br/>
+    </w:p>
+    <w:p>
+      <w:r>
         <w:t>Antipyretic Tablets: fever reducer across fever diseases.</w:t>
       </w:r>
-      <w:r>
-        <w:br/>
+    </w:p>
+    <w:p>
+      <w:r>
         <w:t>Anti-Inflammatory Pills: pain/inflammation relief, especially wound/tetanus/trichinosis/AHTR.</w:t>
       </w:r>
-      <w:r>
-        <w:br/>
+    </w:p>
+    <w:p>
+      <w:r>
         <w:t>Muscle Relaxants: tetanus/trichinosis muscle pain and spasms.</w:t>
       </w:r>
-      <w:r>
-        <w:br/>
+    </w:p>
+    <w:p>
+      <w:r>
         <w:t>Bronchodilator Inhaler: respiratory/endurance support.</w:t>
       </w:r>
-      <w:r>
-        <w:br/>
+    </w:p>
+    <w:p>
+      <w:r>
         <w:t>Cough Syrup / Cough Suppressant: cough relief for cold/pneumonia/cadaveric.</w:t>
       </w:r>
-      <w:r>
-        <w:br/>
+    </w:p>
+    <w:p>
+      <w:r>
         <w:t>Broad Spectrum / Plant-Based Antibiotics: wound infection, sepsis, pneumonia, dysentery.</w:t>
       </w:r>
-      <w:r>
-        <w:br/>
-      </w:r>
-      <w:r>
-        <w:lastRenderedPageBreak/>
+    </w:p>
+    <w:p>
+      <w:r>
         <w:t>Prescription Antibiotics: wound infection, cellulitis, pneumonia.</w:t>
       </w:r>
-      <w:r>
-        <w:br/>
+    </w:p>
+    <w:p>
+      <w:r>
         <w:t>IV Ciprofloxacin: gastroenteritis, dysentery, pneumonia.</w:t>
       </w:r>
-      <w:r>
-        <w:br/>
+    </w:p>
+    <w:p>
+      <w:r>
         <w:t>IV Antibiotics / IV Metronidazole / IV Vancomycin / Emergency Sepsis Kit: severe bacterial/sepsis-tier treatment.</w:t>
       </w:r>
-      <w:r>
-        <w:br/>
+    </w:p>
+    <w:p>
+      <w:r>
         <w:t>Antifungal Tablets / IV Amphotericin: Cadaveric Aspergillosis.</w:t>
       </w:r>
-      <w:r>
-        <w:br/>
+    </w:p>
+    <w:p>
+      <w:r>
         <w:t>Antiparasitic Pills / Albendazole / Topical Permethrin: parasites/scabies/trichinosis.</w:t>
       </w:r>
-      <w:r>
-        <w:br/>
+    </w:p>
+    <w:p>
+      <w:r>
         <w:t>Respiratory Support Kit / Corticosteroid Injection: Corpse Exposure Illness.</w:t>
       </w:r>
-      <w:r>
-        <w:br/>
+    </w:p>
+    <w:p>
+      <w:r>
         <w:t>Tetanus Antitoxin / Tetanus Immunoglobulin: Tetanus.</w:t>
       </w:r>
-      <w:r>
-        <w:br/>
+    </w:p>
+    <w:p>
+      <w:r>
         <w:t>Instant Ice Pack: Heat Stroke.</w:t>
       </w:r>
-      <w:r>
-        <w:br/>
+    </w:p>
+    <w:p>
+      <w:r>
         <w:t>Oral Rehydration Kit: Dysentery and Heat Exhaustion.</w:t>
       </w:r>
-      <w:r>
-        <w:br/>
+    </w:p>
+    <w:p>
+      <w:r>
         <w:t>IV Fluids / Furosemide: AHTR.</w:t>
       </w:r>
-      <w:r>
-        <w:br/>
+    </w:p>
+    <w:p>
+      <w:r>
         <w:t>Antipsychotics: Delirium.</w:t>
       </w:r>
     </w:p>
-    <w:p/>
     <w:sectPr>
       <w:pgSz w:w="12240" w:h="15840"/>
       <w:pgMar w:top="1440" w:right="1440" w:bottom="1440" w:left="1440" w:header="720" w:footer="720" w:gutter="0"/>
@@ -1307,6 +1335,7 @@
   <w:style w:type="character" w:default="1" w:styleId="DefaultParagraphFont">
     <w:name w:val="Default Paragraph Font"/>
     <w:uiPriority w:val="1"/>
+    <w:semiHidden/>
     <w:unhideWhenUsed/>
   </w:style>
   <w:style w:type="table" w:default="1" w:styleId="TableNormal">
